--- a/CU4-Ecommerce/CU4-02-Store-Setup-and-Product-Catalogue.docx
+++ b/CU4-Ecommerce/CU4-02-Store-Setup-and-Product-Catalogue.docx
@@ -4647,7 +4647,9 @@
               <w:rPr>
                 <w:sz w:val="18"/>
               </w:rPr>
-              <w:t>[Manager / Owner Name]</w:t>
+              <w:t>Puan Wan Norizan Binti Wan Badaruzaman</w:t>
+              <w:br/>
+              <w:t>Koperasi WI</w:t>
             </w:r>
           </w:p>
         </w:tc>
